--- a/assets/libreoffice_writ_njc/7e3f78c5-9230-47cd-909f-5063da80ae89/Proposal_L2_07.docx
+++ b/assets/libreoffice_writ_njc/7e3f78c5-9230-47cd-909f-5063da80ae89/Proposal_L2_07.docx
@@ -42,12 +42,14 @@
         <w:rPr>
           <w:position w:val="0"/>
           <w:sz w:val="22"/>
+          <w:sz w:val="22"/>
           <w:vertAlign w:val="baseline"/>
         </w:rPr>
       </w:pPr>
       <w:r>
         <w:rPr>
           <w:position w:val="0"/>
+          <w:sz w:val="22"/>
           <w:sz w:val="22"/>
           <w:vertAlign w:val="baseline"/>
         </w:rPr>
@@ -200,6 +202,7 @@
         </w:tabs>
         <w:ind w:left="1080" w:hanging="360"/>
       </w:pPr>
+      <w:rPr/>
     </w:lvl>
     <w:lvl w:ilvl="2">
       <w:start w:val="1"/>
@@ -212,6 +215,7 @@
         </w:tabs>
         <w:ind w:left="1440" w:hanging="360"/>
       </w:pPr>
+      <w:rPr/>
     </w:lvl>
     <w:lvl w:ilvl="3">
       <w:start w:val="1"/>
@@ -224,6 +228,7 @@
         </w:tabs>
         <w:ind w:left="1800" w:hanging="360"/>
       </w:pPr>
+      <w:rPr/>
     </w:lvl>
     <w:lvl w:ilvl="4">
       <w:start w:val="1"/>
@@ -236,6 +241,7 @@
         </w:tabs>
         <w:ind w:left="2160" w:hanging="360"/>
       </w:pPr>
+      <w:rPr/>
     </w:lvl>
     <w:lvl w:ilvl="5">
       <w:start w:val="1"/>
@@ -248,6 +254,7 @@
         </w:tabs>
         <w:ind w:left="2520" w:hanging="360"/>
       </w:pPr>
+      <w:rPr/>
     </w:lvl>
     <w:lvl w:ilvl="6">
       <w:start w:val="1"/>
@@ -260,6 +267,7 @@
         </w:tabs>
         <w:ind w:left="2880" w:hanging="360"/>
       </w:pPr>
+      <w:rPr/>
     </w:lvl>
     <w:lvl w:ilvl="7">
       <w:start w:val="1"/>
@@ -272,6 +280,7 @@
         </w:tabs>
         <w:ind w:left="3240" w:hanging="360"/>
       </w:pPr>
+      <w:rPr/>
     </w:lvl>
     <w:lvl w:ilvl="8">
       <w:start w:val="1"/>
@@ -284,6 +293,7 @@
         </w:tabs>
         <w:ind w:left="3600" w:hanging="360"/>
       </w:pPr>
+      <w:rPr/>
     </w:lvl>
   </w:abstractNum>
   <w:abstractNum w:abstractNumId="2">
@@ -313,6 +323,7 @@
         </w:tabs>
         <w:ind w:left="1080" w:hanging="360"/>
       </w:pPr>
+      <w:rPr/>
     </w:lvl>
     <w:lvl w:ilvl="2">
       <w:start w:val="1"/>
@@ -325,6 +336,7 @@
         </w:tabs>
         <w:ind w:left="1440" w:hanging="360"/>
       </w:pPr>
+      <w:rPr/>
     </w:lvl>
     <w:lvl w:ilvl="3">
       <w:start w:val="1"/>
@@ -337,6 +349,7 @@
         </w:tabs>
         <w:ind w:left="1800" w:hanging="360"/>
       </w:pPr>
+      <w:rPr/>
     </w:lvl>
     <w:lvl w:ilvl="4">
       <w:start w:val="1"/>
@@ -349,6 +362,7 @@
         </w:tabs>
         <w:ind w:left="2160" w:hanging="360"/>
       </w:pPr>
+      <w:rPr/>
     </w:lvl>
     <w:lvl w:ilvl="5">
       <w:start w:val="1"/>
@@ -361,6 +375,7 @@
         </w:tabs>
         <w:ind w:left="2520" w:hanging="360"/>
       </w:pPr>
+      <w:rPr/>
     </w:lvl>
     <w:lvl w:ilvl="6">
       <w:start w:val="1"/>
@@ -373,6 +388,7 @@
         </w:tabs>
         <w:ind w:left="2880" w:hanging="360"/>
       </w:pPr>
+      <w:rPr/>
     </w:lvl>
     <w:lvl w:ilvl="7">
       <w:start w:val="1"/>
@@ -385,6 +401,7 @@
         </w:tabs>
         <w:ind w:left="3240" w:hanging="360"/>
       </w:pPr>
+      <w:rPr/>
     </w:lvl>
     <w:lvl w:ilvl="8">
       <w:start w:val="1"/>
@@ -397,6 +414,7 @@
         </w:tabs>
         <w:ind w:left="3600" w:hanging="360"/>
       </w:pPr>
+      <w:rPr/>
     </w:lvl>
   </w:abstractNum>
   <w:abstractNum w:abstractNumId="3">
@@ -426,6 +444,7 @@
         </w:tabs>
         <w:ind w:left="1080" w:hanging="360"/>
       </w:pPr>
+      <w:rPr/>
     </w:lvl>
     <w:lvl w:ilvl="2">
       <w:start w:val="1"/>
@@ -438,6 +457,7 @@
         </w:tabs>
         <w:ind w:left="1440" w:hanging="360"/>
       </w:pPr>
+      <w:rPr/>
     </w:lvl>
     <w:lvl w:ilvl="3">
       <w:start w:val="1"/>
@@ -450,6 +470,7 @@
         </w:tabs>
         <w:ind w:left="1800" w:hanging="360"/>
       </w:pPr>
+      <w:rPr/>
     </w:lvl>
     <w:lvl w:ilvl="4">
       <w:start w:val="1"/>
@@ -462,6 +483,7 @@
         </w:tabs>
         <w:ind w:left="2160" w:hanging="360"/>
       </w:pPr>
+      <w:rPr/>
     </w:lvl>
     <w:lvl w:ilvl="5">
       <w:start w:val="1"/>
@@ -474,6 +496,7 @@
         </w:tabs>
         <w:ind w:left="2520" w:hanging="360"/>
       </w:pPr>
+      <w:rPr/>
     </w:lvl>
     <w:lvl w:ilvl="6">
       <w:start w:val="1"/>
@@ -486,6 +509,7 @@
         </w:tabs>
         <w:ind w:left="2880" w:hanging="360"/>
       </w:pPr>
+      <w:rPr/>
     </w:lvl>
     <w:lvl w:ilvl="7">
       <w:start w:val="1"/>
@@ -498,6 +522,7 @@
         </w:tabs>
         <w:ind w:left="3240" w:hanging="360"/>
       </w:pPr>
+      <w:rPr/>
     </w:lvl>
     <w:lvl w:ilvl="8">
       <w:start w:val="1"/>
@@ -510,6 +535,7 @@
         </w:tabs>
         <w:ind w:left="3600" w:hanging="360"/>
       </w:pPr>
+      <w:rPr/>
     </w:lvl>
   </w:abstractNum>
   <w:abstractNum w:abstractNumId="4">
@@ -537,6 +563,7 @@
         </w:tabs>
         <w:ind w:left="1080" w:hanging="360"/>
       </w:pPr>
+      <w:rPr/>
     </w:lvl>
     <w:lvl w:ilvl="2">
       <w:start w:val="1"/>
@@ -549,6 +576,7 @@
         </w:tabs>
         <w:ind w:left="1440" w:hanging="360"/>
       </w:pPr>
+      <w:rPr/>
     </w:lvl>
     <w:lvl w:ilvl="3">
       <w:start w:val="1"/>
@@ -561,6 +589,7 @@
         </w:tabs>
         <w:ind w:left="1800" w:hanging="360"/>
       </w:pPr>
+      <w:rPr/>
     </w:lvl>
     <w:lvl w:ilvl="4">
       <w:start w:val="1"/>
@@ -573,6 +602,7 @@
         </w:tabs>
         <w:ind w:left="2160" w:hanging="360"/>
       </w:pPr>
+      <w:rPr/>
     </w:lvl>
     <w:lvl w:ilvl="5">
       <w:start w:val="1"/>
@@ -585,6 +615,7 @@
         </w:tabs>
         <w:ind w:left="2520" w:hanging="360"/>
       </w:pPr>
+      <w:rPr/>
     </w:lvl>
     <w:lvl w:ilvl="6">
       <w:start w:val="1"/>
@@ -597,6 +628,7 @@
         </w:tabs>
         <w:ind w:left="2880" w:hanging="360"/>
       </w:pPr>
+      <w:rPr/>
     </w:lvl>
     <w:lvl w:ilvl="7">
       <w:start w:val="1"/>
@@ -609,6 +641,7 @@
         </w:tabs>
         <w:ind w:left="3240" w:hanging="360"/>
       </w:pPr>
+      <w:rPr/>
     </w:lvl>
     <w:lvl w:ilvl="8">
       <w:start w:val="1"/>
@@ -621,6 +654,7 @@
         </w:tabs>
         <w:ind w:left="3600" w:hanging="360"/>
       </w:pPr>
+      <w:rPr/>
     </w:lvl>
   </w:abstractNum>
   <w:abstractNum w:abstractNumId="5">
@@ -648,6 +682,7 @@
         </w:tabs>
         <w:ind w:left="1080" w:hanging="360"/>
       </w:pPr>
+      <w:rPr/>
     </w:lvl>
     <w:lvl w:ilvl="2">
       <w:start w:val="1"/>
@@ -660,6 +695,7 @@
         </w:tabs>
         <w:ind w:left="1440" w:hanging="360"/>
       </w:pPr>
+      <w:rPr/>
     </w:lvl>
     <w:lvl w:ilvl="3">
       <w:start w:val="1"/>
@@ -672,6 +708,7 @@
         </w:tabs>
         <w:ind w:left="1800" w:hanging="360"/>
       </w:pPr>
+      <w:rPr/>
     </w:lvl>
     <w:lvl w:ilvl="4">
       <w:start w:val="1"/>
@@ -684,6 +721,7 @@
         </w:tabs>
         <w:ind w:left="2160" w:hanging="360"/>
       </w:pPr>
+      <w:rPr/>
     </w:lvl>
     <w:lvl w:ilvl="5">
       <w:start w:val="1"/>
@@ -696,6 +734,7 @@
         </w:tabs>
         <w:ind w:left="2520" w:hanging="360"/>
       </w:pPr>
+      <w:rPr/>
     </w:lvl>
     <w:lvl w:ilvl="6">
       <w:start w:val="1"/>
@@ -708,6 +747,7 @@
         </w:tabs>
         <w:ind w:left="2880" w:hanging="360"/>
       </w:pPr>
+      <w:rPr/>
     </w:lvl>
     <w:lvl w:ilvl="7">
       <w:start w:val="1"/>
@@ -720,6 +760,7 @@
         </w:tabs>
         <w:ind w:left="3240" w:hanging="360"/>
       </w:pPr>
+      <w:rPr/>
     </w:lvl>
     <w:lvl w:ilvl="8">
       <w:start w:val="1"/>
@@ -732,6 +773,7 @@
         </w:tabs>
         <w:ind w:left="3600" w:hanging="360"/>
       </w:pPr>
+      <w:rPr/>
     </w:lvl>
   </w:abstractNum>
   <w:abstractNum w:abstractNumId="6">
@@ -759,6 +801,7 @@
         </w:tabs>
         <w:ind w:left="1080" w:hanging="360"/>
       </w:pPr>
+      <w:rPr/>
     </w:lvl>
     <w:lvl w:ilvl="2">
       <w:start w:val="1"/>
@@ -771,6 +814,7 @@
         </w:tabs>
         <w:ind w:left="1440" w:hanging="360"/>
       </w:pPr>
+      <w:rPr/>
     </w:lvl>
     <w:lvl w:ilvl="3">
       <w:start w:val="1"/>
@@ -783,6 +827,7 @@
         </w:tabs>
         <w:ind w:left="1800" w:hanging="360"/>
       </w:pPr>
+      <w:rPr/>
     </w:lvl>
     <w:lvl w:ilvl="4">
       <w:start w:val="1"/>
@@ -795,6 +840,7 @@
         </w:tabs>
         <w:ind w:left="2160" w:hanging="360"/>
       </w:pPr>
+      <w:rPr/>
     </w:lvl>
     <w:lvl w:ilvl="5">
       <w:start w:val="1"/>
@@ -807,6 +853,7 @@
         </w:tabs>
         <w:ind w:left="2520" w:hanging="360"/>
       </w:pPr>
+      <w:rPr/>
     </w:lvl>
     <w:lvl w:ilvl="6">
       <w:start w:val="1"/>
@@ -819,6 +866,7 @@
         </w:tabs>
         <w:ind w:left="2880" w:hanging="360"/>
       </w:pPr>
+      <w:rPr/>
     </w:lvl>
     <w:lvl w:ilvl="7">
       <w:start w:val="1"/>
@@ -831,6 +879,7 @@
         </w:tabs>
         <w:ind w:left="3240" w:hanging="360"/>
       </w:pPr>
+      <w:rPr/>
     </w:lvl>
     <w:lvl w:ilvl="8">
       <w:start w:val="1"/>
@@ -843,6 +892,7 @@
         </w:tabs>
         <w:ind w:left="3600" w:hanging="360"/>
       </w:pPr>
+      <w:rPr/>
     </w:lvl>
   </w:abstractNum>
   <w:abstractNum w:abstractNumId="7">
@@ -1150,6 +1200,7 @@
     <w:rsid w:val="00fc693f"/>
     <w:pPr>
       <w:widowControl/>
+      <w:suppressAutoHyphens w:val="true"/>
       <w:bidi w:val="0"/>
       <w:spacing w:lineRule="auto" w:line="276" w:before="0" w:after="200"/>
       <w:jc w:val="left"/>
@@ -1181,7 +1232,7 @@
       <w:rFonts w:ascii="Calibri" w:hAnsi="Calibri" w:eastAsia="ＭＳ ゴシック" w:cs="" w:asciiTheme="majorHAnsi" w:cstheme="majorBidi" w:eastAsiaTheme="majorEastAsia" w:hAnsiTheme="majorHAnsi"/>
       <w:b/>
       <w:bCs/>
-      <w:color w:val="365F91" w:themeColor="accent1" w:themeShade="bf"/>
+      <w:color w:val="003366" w:themeShade="bf"/>
       <w:sz w:val="28"/>
       <w:szCs w:val="28"/>
     </w:rPr>
@@ -1842,6 +1893,7 @@
     <w:rsid w:val="00fc693f"/>
     <w:pPr>
       <w:widowControl/>
+      <w:suppressAutoHyphens w:val="true"/>
       <w:bidi w:val="0"/>
       <w:spacing w:lineRule="auto" w:line="240" w:before="0" w:after="0"/>
       <w:jc w:val="left"/>
@@ -1872,8 +1924,8 @@
     </w:pPr>
     <w:rPr>
       <w:rFonts w:ascii="Calibri" w:hAnsi="Calibri" w:eastAsia="ＭＳ ゴシック" w:cs="" w:asciiTheme="majorHAnsi" w:cstheme="majorBidi" w:eastAsiaTheme="majorEastAsia" w:hAnsiTheme="majorHAnsi"/>
-      <w:color w:val="17365D" w:themeColor="text2" w:themeShade="bf"/>
-      <w:spacing w:val="5"/>
+      <w:color w:val="003366" w:themeShade="bf"/>
+      <w:spacing w:val="6"/>
       <w:kern w:val="2"/>
       <w:sz w:val="52"/>
       <w:szCs w:val="52"/>
@@ -1940,24 +1992,29 @@
       <w:szCs w:val="16"/>
     </w:rPr>
   </w:style>
-  <w:style w:type="paragraph" w:styleId="List2">
+  <w:style w:type="paragraph" w:styleId="ListBullet3">
     <w:name w:val="List Bullet 3"/>
     <w:basedOn w:val="Normal"/>
     <w:uiPriority w:val="99"/>
     <w:unhideWhenUsed/>
+    <w:qFormat/>
     <w:rsid w:val="00326f90"/>
     <w:pPr>
+      <w:numPr>
+        <w:ilvl w:val="0"/>
+        <w:numId w:val="3"/>
+      </w:numPr>
       <w:spacing w:before="0" w:after="200"/>
-      <w:ind w:left="720" w:hanging="360"/>
       <w:contextualSpacing/>
     </w:pPr>
     <w:rPr/>
   </w:style>
-  <w:style w:type="paragraph" w:styleId="List3">
+  <w:style w:type="paragraph" w:styleId="ListBullet4">
     <w:name w:val="List Bullet 4"/>
     <w:basedOn w:val="Normal"/>
     <w:uiPriority w:val="99"/>
     <w:unhideWhenUsed/>
+    <w:qFormat/>
     <w:rsid w:val="00326f90"/>
     <w:pPr>
       <w:spacing w:before="0" w:after="200"/>
@@ -1994,23 +2051,6 @@
       <w:numPr>
         <w:ilvl w:val="0"/>
         <w:numId w:val="2"/>
-      </w:numPr>
-      <w:spacing w:before="0" w:after="200"/>
-      <w:contextualSpacing/>
-    </w:pPr>
-    <w:rPr/>
-  </w:style>
-  <w:style w:type="paragraph" w:styleId="ListBullet3">
-    <w:name w:val="List Bullet 3"/>
-    <w:basedOn w:val="Normal"/>
-    <w:uiPriority w:val="99"/>
-    <w:unhideWhenUsed/>
-    <w:qFormat/>
-    <w:rsid w:val="00326f90"/>
-    <w:pPr>
-      <w:numPr>
-        <w:ilvl w:val="0"/>
-        <w:numId w:val="3"/>
       </w:numPr>
       <w:spacing w:before="0" w:after="200"/>
       <w:contextualSpacing/>
@@ -2129,6 +2169,7 @@
         <w:tab w:val="left" w:pos="3456" w:leader="none"/>
         <w:tab w:val="left" w:pos="4032" w:leader="none"/>
       </w:tabs>
+      <w:suppressAutoHyphens w:val="true"/>
       <w:bidi w:val="0"/>
       <w:spacing w:lineRule="auto" w:line="276" w:before="0" w:after="200"/>
       <w:jc w:val="left"/>
